--- a/docs/organic/צ׳קליסט ערוצים אורגניים.docx
+++ b/docs/organic/צ׳קליסט ערוצים אורגניים.docx
@@ -36,7 +36,7 @@
           <w:rtl/>
           <w:cs/>
         </w:rPr>
-        <w:t>נבדק מול האתר החי ב-15 בספטמבר 2026: `https://mikra.shop/feed.xml` עונה עם 15 פריטים (RSS 2.0 בפורמט גוגל, מחירים ב-ILS, משלוח IL ₪29, `identifier_exists=no`, `g:id`=מק״ט), `https://mikra.shop/sitemap.xml` עונה, ו-`robots.txt` כבר מפנה אליו. הפיקסל (1582172286454803) שולח `content_ids` = מק״ט, זהה ל-`g:id` בפיד, אז קטלוג של מטא יתחבר לאירועים בלי עבודה נוספת.</w:t>
+        <w:t>נבדק מול האתר החי ב-15 בספטמבר 2026: `https://mikra.shop/feed.xml` עונה עם 15 פריטים (RSS 2.0 בפורמט גוגל, מחירים ב-ILS, משלוח IL ₪29 ו-₪0 לדגמים שמעל סף ה-₪550, מותג+מק״ט כמזהה, מגדר וקבוצת גיל, תמונות JPEG על לבן, `g:id`=מק״ט), `https://mikra.shop/sitemap.xml` עונה, ו-`robots.txt` כבר מפנה אליו. הפיקסל (1582172286454803) שולח `content_ids` = מק״ט, זהה ל-`g:id` בפיד, אז קטלוג של מטא יתחבר לאירועים בלי עבודה נוספת.</w:t>
       </w:r>
     </w:p>
     <w:p>
@@ -1519,7 +1519,7 @@
           <w:cs/>
           <w:bCs/>
         </w:rPr>
-        <w:t>מה יופיע בצהוב וזה בסדר - `identifier_exists=no`:</w:t>
+        <w:t>מה יופיע בצהוב וזה בסדר - ברקוד (GTIN):</w:t>
       </w:r>
       <w:r>
         <w:rPr>
@@ -1530,7 +1530,7 @@
           <w:rtl/>
           <w:cs/>
         </w:rPr>
-        <w:t xml:space="preserve"> לרוב המוצרים בעולם יש ברקוד (GTIN). לתכשיט שנעשה בהזמנה אין ברקוד, וגוגל דורש להגיד את זה במפורש - וזה בדיוק מה ש-`identifier_exists=no` בפיד אומר: "אין למוצר הזה ברקוד, וזה לגיטימי". גוגל יראה הערה כמו "Missing GTIN" או "Limited performance" - </w:t>
+        <w:t xml:space="preserve"> לרוב המוצרים בעולם יש ברקוד. לתכשיט של מותג פרטי אין, וגוגל מבקש במקרה כזה בדיוק מה שהפיד שולח: שם החנות כמותג והמק״ט כמספר יצרן. גוגל עשוי להראות הערה כמו "Missing GTIN" או "Limited performance" - </w:t>
       </w:r>
       <w:r>
         <w:rPr>
@@ -1553,7 +1553,7 @@
           <w:rtl/>
           <w:cs/>
         </w:rPr>
-        <w:t xml:space="preserve"> המוצרים מוצגים. אם תראה אזהרה שמזכירה `identifier_exists` יחד עם `mpn` או `brand` - זו התנגשות שאנחנו פותרים בשורה אחת בפיד, רק שלח צילום.</w:t>
+        <w:t xml:space="preserve"> המוצרים מוצגים. כל אזהרה אחרת - צלם ושלח.</w:t>
       </w:r>
     </w:p>
     <w:p>
@@ -1572,7 +1572,7 @@
           <w:cs/>
           <w:bCs/>
         </w:rPr>
-        <w:t>דבר אחד שכבר ידוע ועלול לצוץ:</w:t>
+        <w:t>המשלוח כבר מיושר לאתר:</w:t>
       </w:r>
       <w:r>
         <w:rPr>
@@ -1583,7 +1583,7 @@
           <w:rtl/>
           <w:cs/>
         </w:rPr>
-        <w:t xml:space="preserve"> הפיד מצהיר ₪29 משלוח לכל פריט, כולל תולדות וצל כנפיים ב-₪749 - שבאתר נשלחים חינם. גוגל עלול לסמן "shipping mismatch" רק לשני הדגמים האלה. זה תיקון שלנו בפיד, לא משהו שאתה עושה בפאנל.</w:t>
+        <w:t xml:space="preserve"> תולדות וצל כנפיים (₪749) מצהירים ₪0 כי הם מעל סף המשלוח החינם, והפיד גם מצהיר על הסף עצמו (₪550). שירות המשלוח שתגדיר בסעיף 4 חייב להגיד את אותו הדבר - ₪29 וחינם מעל ₪550 - אחרת גוגל יראה שתי גרסאות.</w:t>
       </w:r>
     </w:p>
     <w:p>
@@ -3640,7 +3640,30 @@
           <w:rtl/>
           <w:cs/>
         </w:rPr>
-        <w:t xml:space="preserve"> → כתובת `https://mikra.shop/feed.xml` → תדירות </w:t>
+        <w:t xml:space="preserve"> → כתובת `https://mikra.shop/feed.xml` → בשאלה </w:t>
+      </w:r>
+      <w:r>
+        <w:rPr>
+          <w:rFonts w:ascii="Arial" w:hAnsi="Arial"/>
+          <w:b/>
+          <w:sz w:val="24"/>
+          <w:rFonts w:ascii="Arial" w:hAnsi="Arial" w:cs="Arial" w:eastAsia="Arial"/>
+          <w:rtl/>
+          <w:cs/>
+          <w:bCs/>
+        </w:rPr>
+        <w:t>"לאיזו פלטפורמה הקובץ מעוצב?" בחר "Google Merchant Center"</w:t>
+      </w:r>
+      <w:r>
+        <w:rPr>
+          <w:rFonts w:ascii="Arial" w:hAnsi="Arial"/>
+          <w:b w:val="0"/>
+          <w:sz w:val="24"/>
+          <w:rFonts w:ascii="Arial" w:hAnsi="Arial" w:cs="Arial" w:eastAsia="Arial"/>
+          <w:rtl/>
+          <w:cs/>
+        </w:rPr>
+        <w:t xml:space="preserve"> (אחרת מטא מצפה לערכי זמינות אחרים ודוחה את כל הפריטים) → תדירות </w:t>
       </w:r>
       <w:r>
         <w:rPr>

--- a/docs/organic/צ׳קליסט ערוצים אורגניים.docx
+++ b/docs/organic/צ׳קליסט ערוצים אורגניים.docx
@@ -1305,7 +1305,53 @@
           <w:rtl/>
           <w:cs/>
         </w:rPr>
-        <w:t xml:space="preserve">   - שם: `משלוח מבוטח` · מדינה: ישראל · מטבע: ILS    - זמן טיפול: 0–1 ימי עסקים · זמן משלוח: 2–4 ימי עסקים    - תעריף: </w:t>
+        <w:t xml:space="preserve">   - שם: `משלוח מבוטח` · מדינה: ישראל · מטבע: ILS    - מועד אחרון להזמנה: </w:t>
+      </w:r>
+      <w:r>
+        <w:rPr>
+          <w:rFonts w:ascii="Arial" w:hAnsi="Arial"/>
+          <w:b/>
+          <w:sz w:val="24"/>
+          <w:rFonts w:ascii="Arial" w:hAnsi="Arial" w:cs="Arial" w:eastAsia="Arial"/>
+          <w:rtl/>
+          <w:cs/>
+          <w:bCs/>
+        </w:rPr>
+        <w:t>18:00</w:t>
+      </w:r>
+      <w:r>
+        <w:rPr>
+          <w:rFonts w:ascii="Arial" w:hAnsi="Arial"/>
+          <w:b w:val="0"/>
+          <w:sz w:val="24"/>
+          <w:rFonts w:ascii="Arial" w:hAnsi="Arial" w:cs="Arial" w:eastAsia="Arial"/>
+          <w:rtl/>
+          <w:cs/>
+        </w:rPr>
+        <w:t xml:space="preserve">, אזור זמן ירושלים · זמן טיפול: </w:t>
+      </w:r>
+      <w:r>
+        <w:rPr>
+          <w:rFonts w:ascii="Arial" w:hAnsi="Arial"/>
+          <w:b/>
+          <w:sz w:val="24"/>
+          <w:rFonts w:ascii="Arial" w:hAnsi="Arial" w:cs="Arial" w:eastAsia="Arial"/>
+          <w:rtl/>
+          <w:cs/>
+          <w:bCs/>
+        </w:rPr>
+        <w:t>1</w:t>
+      </w:r>
+      <w:r>
+        <w:rPr>
+          <w:rFonts w:ascii="Arial" w:hAnsi="Arial"/>
+          <w:b w:val="0"/>
+          <w:sz w:val="24"/>
+          <w:rFonts w:ascii="Arial" w:hAnsi="Arial" w:cs="Arial" w:eastAsia="Arial"/>
+          <w:rtl/>
+          <w:cs/>
+        </w:rPr>
+        <w:t xml:space="preserve"> יום עסקים (הזמנה עד 18:00 יוצאת למחרת; אחרי - גוגל מוסיף יום לבד) · זמן משלוח: 2–4 ימי עסקים · ימים: א׳–ה׳    - תעריף: </w:t>
       </w:r>
       <w:r>
         <w:rPr>

--- a/docs/organic/צ׳קליסט ערוצים אורגניים.docx
+++ b/docs/organic/צ׳קליסט ערוצים אורגניים.docx
@@ -1340,7 +1340,7 @@
           <w:cs/>
           <w:bCs/>
         </w:rPr>
-        <w:t>1</w:t>
+        <w:t>0</w:t>
       </w:r>
       <w:r>
         <w:rPr>
@@ -1351,7 +1351,7 @@
           <w:rtl/>
           <w:cs/>
         </w:rPr>
-        <w:t xml:space="preserve"> יום עסקים (הזמנה עד 18:00 יוצאת למחרת; אחרי - גוגל מוסיף יום לבד) · זמן משלוח: 2–4 ימי עסקים · ימים: א׳–ה׳    - תעריף: </w:t>
+        <w:t xml:space="preserve"> ימי עסקים (הזמנה עד 18:00 יוצאת באותו יום; אחרי - גוגל מוסיף יום לבד) · זמן משלוח: 2–4 ימי עסקים · ימים: א׳–ה׳    - תעריף: </w:t>
       </w:r>
       <w:r>
         <w:rPr>

--- a/docs/organic/צ׳קליסט ערוצים אורגניים.docx
+++ b/docs/organic/צ׳קליסט ערוצים אורגניים.docx
@@ -266,7 +266,7 @@
           <w:rtl/>
           <w:cs/>
         </w:rPr>
-        <w:t xml:space="preserve"> ``` תכשיט שנושא ברכה שלמה. הנוסח המלא חרוט על שבב קטן מראש סיכה, ואפשר לקרוא אותו באתר לפני שקונים. כסף 925 · פלדה · משלוח מבוטח · איסוף במודיעין ```</w:t>
+        <w:t xml:space="preserve"> ``` תכשיט שנושא ברכה שלמה. הנוסח המלא חרוט על שבב של 5 מ״מ, ואפשר לקרוא אותו באתר לפני שקונים. כסף 925 · פלדה · משלוח מבוטח · איסוף במודיעין ```</w:t>
       </w:r>
     </w:p>
     <w:p>
@@ -296,7 +296,7 @@
           <w:rtl/>
           <w:cs/>
         </w:rPr>
-        <w:t xml:space="preserve"> ``` ברכה שלמה חרוטה על שבב קטן מראש סיכה. הנוסח המלא באתר. כסף 925 ופלדה ```</w:t>
+        <w:t xml:space="preserve"> ``` ברכה שלמה חרוטה על שבב של 5 מ״מ. הנוסח המלא באתר. כסף 925 ופלדה ```</w:t>
       </w:r>
     </w:p>
     <w:p>
@@ -326,7 +326,7 @@
           <w:rtl/>
           <w:cs/>
         </w:rPr>
-        <w:t xml:space="preserve"> ``` תכשיט שנושא ברכה שלמה, חרוטה על שבב קטן מראש סיכה. הנוסח המלא באתר · mikra.shop ```</w:t>
+        <w:t xml:space="preserve"> ``` תכשיט שנושא ברכה שלמה, חרוטה על שבב של 5 מ״מ. הנוסח המלא באתר · mikra.shop ```</w:t>
       </w:r>
     </w:p>
     <w:p>
@@ -356,7 +356,7 @@
           <w:rtl/>
           <w:cs/>
         </w:rPr>
-        <w:t xml:space="preserve"> ``` מקרא (MIKRA) - תכשיטים שנושאים ברכה שלמה. בתוך כל שרשרת, צמיד או סיכה לעגלה משובץ ריבוע כחול קטן, קטן מראש סיכה - שבב סיליקון שעליו חרוט נוסח מלא של ברכה: אשת חיל (משלי ל"א), שמירה והגנה (תהילים צ"א וקכ"א, תפילת הדרך וברכת כהנים), ברכת הפרנסה (תהילים כ"ד ופיטום הקטורת) או "הברכה שלך" (ברכות התורה מספר דברים). את הנוסח בוחרים לפני ההזמנה, קוראים אותו במלואו באתר, ומקבלים אותו גם על כרטיס בקופסה. המילים חרוטות לתוך החומר ולא דוהות; במיקרוסקופ של פי 200 קוראים אותן. הדגמים בכסף 925 בציפוי רודיום או בפלדה כירורגית 316L, לנשים ולגברים, ₪279–₪749. משלוח מבוטח בכל הארץ (₪29, חינם מעל ₪550) או איסוף עצמי במודיעין בתיאום מראש. החזרה תוך 30 יום, אחריות שנה על גוף התכשיט, עד 5 תשלומים ללא ריבית. מתנה ליום הולדת, לגיוס, לחתונה, לאמא. ```</w:t>
+        <w:t xml:space="preserve"> ``` מקרא (MIKRA) - תכשיטים שנושאים ברכה שלמה. בתוך כל שרשרת, צמיד או סיכה לעגלה משובץ ריבוע כחול של 5 מ״מ - שבב סיליקון שעליו חרוט נוסח מלא של ברכה: אשת חיל (משלי ל"א), שמירה והגנה (תהילים צ"א וקכ"א, תפילת הדרך וברכת כהנים), ברכת הפרנסה (תהילים כ"ד ופיטום הקטורת) או "הברכה שלך" (ברכות התורה מספר דברים). את הנוסח בוחרים לפני ההזמנה, קוראים אותו במלואו באתר, ומקבלים אותו גם על כרטיס בקופסה. המילים חרוטות לתוך החומר ולא דוהות; במיקרוסקופ של פי 200 קוראים אותן. הדגמים בכסף 925 בציפוי רודיום או בפלדה כירורגית 316L, לנשים ולגברים, ₪279–₪749. משלוח מבוטח בכל הארץ (₪29, חינם מעל ₪550) או איסוף עצמי במודיעין בתיאום מראש. החזרה תוך 30 יום, אחריות שנה על גוף התכשיט, עד 5 תשלומים ללא ריבית. מתנה ליום הולדת, לגיוס, לחתונה, לאמא. ```</w:t>
       </w:r>
     </w:p>
     <w:p>
@@ -386,7 +386,7 @@
           <w:rtl/>
           <w:cs/>
         </w:rPr>
-        <w:t xml:space="preserve"> ``` מקרא - תכשיט שנושא ברכה שלמה. בתוך כל שרשרת וצמיד משובץ שבב קטן מראש סיכה, ועליו חרוט נוסח מלא: אשת חיל, שמירה והגנה, ברכת הפרנסה או ברכות התורה. בוחרים נוסח, קוראים אותו במלואו באתר לפני הקנייה, ומקבלים אותו גם על כרטיס בקופסה. כסף 925 ופלדה כירורגית, לנשים ולגברים, ₪279–₪749. משלוח מבוטח ₪29 (חינם מעל ₪550) או איסוף במודיעין. החזרה תוך 30 יום ואחריות שנה. ```</w:t>
+        <w:t xml:space="preserve"> ``` מקרא - תכשיט שנושא ברכה שלמה. בתוך כל שרשרת וצמיד משובץ שבב של 5 מ״מ, ועליו חרוט נוסח מלא: אשת חיל, שמירה והגנה, ברכת הפרנסה או ברכות התורה. בוחרים נוסח, קוראים אותו במלואו באתר לפני הקנייה, ומקבלים אותו גם על כרטיס בקופסה. כסף 925 ופלדה כירורגית, לנשים ולגברים, ₪279–₪749. משלוח מבוטח ₪29 (חינם מעל ₪550) או איסוף במודיעין. החזרה תוך 30 יום ואחריות שנה. ```</w:t>
       </w:r>
     </w:p>
     <w:p>
@@ -3268,7 +3268,7 @@
           <w:rtl/>
           <w:cs/>
         </w:rPr>
-        <w:t>1. `hero/hero-portrait.jpg` - "שבב אחד, קטן מראש סיכה, נושא ברכה שלמה." + איך בוחרים נוסח באתר. בלי שמות תואר.</w:t>
+        <w:t>1. `hero/hero-portrait.jpg` - "שבב אחד של חמישה מילימטרים נושא ברכה שלמה." + איך בוחרים נוסח באתר. בלי שמות תואר.</w:t>
       </w:r>
     </w:p>
     <w:p>
@@ -5037,7 +5037,7 @@
           <w:rtl/>
           <w:cs/>
         </w:rPr>
-        <w:t xml:space="preserve"> לא לקנות צפיות - החשבון מקבל "shadow" ואין דרך חזרה. לא סיפור אישי שלא קרה למי שמדבר במצלמה. לא לכתוב "9 מיקרון" או "פי 500" - רק "קטן מראש סיכה" ו"פי 200 במיקרוסקופ".</w:t>
+        <w:t xml:space="preserve"> לא לקנות צפיות - החשבון מקבל "shadow" ואין דרך חזרה. לא סיפור אישי שלא קרה למי שמדבר במצלמה. לא לכתוב "פי 500" - רק "0.035 מ״מ" ו"שבב של 5 מ״מ" (תשובת המפעל) ו"פי 200 במיקרוסקופ".</w:t>
       </w:r>
     </w:p>
     <w:p>

--- a/docs/organic/צ׳קליסט ערוצים אורגניים.docx
+++ b/docs/organic/צ׳קליסט ערוצים אורגניים.docx
@@ -356,7 +356,7 @@
           <w:rtl/>
           <w:cs/>
         </w:rPr>
-        <w:t xml:space="preserve"> ``` מקרא (MIKRA) - תכשיטים שנושאים ברכה שלמה. בתוך כל שרשרת, צמיד או סיכה לעגלה משובץ ריבוע כחול של 5 מ״מ - שבב סיליקון שעליו חרוט נוסח מלא של ברכה: אשת חיל (משלי ל"א), שמירה והגנה (תהילים צ"א וקכ"א, תפילת הדרך וברכת כהנים), ברכת הפרנסה (תהילים כ"ד ופיטום הקטורת) או "הברכה שלך" (ברכות התורה מספר דברים). את הנוסח בוחרים לפני ההזמנה, קוראים אותו במלואו באתר, ומקבלים אותו גם על כרטיס בקופסה. המילים חרוטות לתוך החומר ולא דוהות; במיקרוסקופ של פי 200 קוראים אותן. הדגמים בכסף 925 בציפוי רודיום או בפלדה כירורגית 316L, לנשים ולגברים, ₪279–₪749. משלוח מבוטח בכל הארץ (₪29, חינם מעל ₪550) או איסוף עצמי במודיעין בתיאום מראש. החזרה תוך 30 יום, אחריות שנה על גוף התכשיט, עד 5 תשלומים ללא ריבית. מתנה ליום הולדת, לגיוס, לחתונה, לאמא. ```</w:t>
+        <w:t xml:space="preserve"> ``` מקרא (MIKRA) - תכשיטים שנושאים ברכה שלמה. בתוך כל שרשרת, צמיד או סיכה לעגלה משובץ ריבוע כחול של 5 מ״מ - שבב זכוכית שעליו חרוט נוסח מלא של ברכה: אשת חיל (משלי ל"א), שמירה והגנה (תהילים צ"א וקכ"א, תפילת הדרך וברכת כהנים), ברכת הפרנסה (תהילים כ"ד ופיטום הקטורת) או "הברכה שלך" (ברכות התורה מספר דברים). את הנוסח בוחרים לפני ההזמנה, קוראים אותו במלואו באתר, ומקבלים אותו גם על כרטיס בקופסה. המילים חרוטות לתוך החומר ובשימוש רגיל לא דוהות; במיקרוסקופ של פי 200 קוראים אותן. הדגמים בכסף 925 בציפוי רודיום או בפלדה כירורגית 316L, לנשים ולגברים, ₪279–₪749. משלוח מבוטח בכל הארץ (₪29, חינם מעל ₪550) או איסוף עצמי במודיעין בתיאום מראש. החזרה תוך 30 יום, אחריות שנה על גוף התכשיט, עד 5 תשלומים ללא ריבית. מתנה ליום הולדת, לגיוס, לחתונה, לאמא. ```</w:t>
       </w:r>
     </w:p>
     <w:p>
